--- a/public/doc/emr/print_rajal_geriatri_dokter.docx
+++ b/public/doc/emr/print_rajal_geriatri_dokter.docx
@@ -138,7 +138,23 @@
                 <w:b/>
                 <w:szCs w:val="16"/>
               </w:rPr>
-              <w:t>Jl. Mayor Sunaryo No.37, Jetis, Sukoharjo 57512 Telp (0271) 593979</w:t>
+              <w:t xml:space="preserve">Jl. Mayor Sunaryo No.37, Jetis, </w:t>
+            </w:r>
+            <w:proofErr w:type="spellStart"/>
+            <w:r>
+              <w:rPr>
+                <w:b/>
+                <w:szCs w:val="16"/>
+              </w:rPr>
+              <w:t>Sukoharjo</w:t>
+            </w:r>
+            <w:proofErr w:type="spellEnd"/>
+            <w:r>
+              <w:rPr>
+                <w:b/>
+                <w:szCs w:val="16"/>
+              </w:rPr>
+              <w:t xml:space="preserve"> 57512 Telp (0271) 593979</w:t>
             </w:r>
             <w:r>
               <w:rPr>
@@ -147,12 +163,21 @@
               </w:rPr>
               <w:br/>
             </w:r>
+            <w:proofErr w:type="gramStart"/>
             <w:r>
               <w:rPr>
                 <w:b/>
                 <w:szCs w:val="16"/>
               </w:rPr>
-              <w:t xml:space="preserve">E-Mail : </w:t>
+              <w:t>E-Mail :</w:t>
+            </w:r>
+            <w:proofErr w:type="gramEnd"/>
+            <w:r>
+              <w:rPr>
+                <w:b/>
+                <w:szCs w:val="16"/>
+              </w:rPr>
+              <w:t xml:space="preserve"> </w:t>
             </w:r>
             <w:hyperlink r:id="rId9" w:history="1">
               <w:r>
@@ -171,7 +196,23 @@
                 <w:b/>
                 <w:szCs w:val="16"/>
               </w:rPr>
-              <w:t xml:space="preserve"> Website : </w:t>
+              <w:t xml:space="preserve"> </w:t>
+            </w:r>
+            <w:proofErr w:type="gramStart"/>
+            <w:r>
+              <w:rPr>
+                <w:b/>
+                <w:szCs w:val="16"/>
+              </w:rPr>
+              <w:t>Website :</w:t>
+            </w:r>
+            <w:proofErr w:type="gramEnd"/>
+            <w:r>
+              <w:rPr>
+                <w:b/>
+                <w:szCs w:val="16"/>
+              </w:rPr>
+              <w:t xml:space="preserve"> </w:t>
             </w:r>
             <w:hyperlink r:id="rId10" w:history="1">
               <w:r>
@@ -468,7 +509,37 @@
                 <w:sz w:val="26"/>
                 <w:szCs w:val="26"/>
               </w:rPr>
-              <w:t>RM 3 e 1</w:t>
+              <w:t xml:space="preserve">RM </w:t>
+            </w:r>
+            <w:r>
+              <w:rPr>
+                <w:b/>
+                <w:bCs/>
+                <w:noProof/>
+                <w:sz w:val="26"/>
+                <w:szCs w:val="26"/>
+              </w:rPr>
+              <w:t>0</w:t>
+            </w:r>
+            <w:r>
+              <w:rPr>
+                <w:b/>
+                <w:bCs/>
+                <w:noProof/>
+                <w:sz w:val="26"/>
+                <w:szCs w:val="26"/>
+              </w:rPr>
+              <w:t xml:space="preserve">3 e </w:t>
+            </w:r>
+            <w:r>
+              <w:rPr>
+                <w:b/>
+                <w:bCs/>
+                <w:noProof/>
+                <w:sz w:val="26"/>
+                <w:szCs w:val="26"/>
+              </w:rPr>
+              <w:t>5</w:t>
             </w:r>
           </w:p>
         </w:tc>
@@ -556,14 +627,21 @@
                 <w:lang w:val="en-ID"/>
               </w:rPr>
             </w:pPr>
+            <w:proofErr w:type="spellStart"/>
+            <w:proofErr w:type="gramStart"/>
             <w:r>
               <w:t>Tanggal</w:t>
             </w:r>
+            <w:proofErr w:type="spellEnd"/>
             <w:r>
               <w:t xml:space="preserve"> </w:t>
             </w:r>
             <w:r>
-              <w:t xml:space="preserve">: </w:t>
+              <w:t>:</w:t>
+            </w:r>
+            <w:proofErr w:type="gramEnd"/>
+            <w:r>
+              <w:t xml:space="preserve"> </w:t>
             </w:r>
             <w:r>
               <w:rPr>
@@ -605,6 +683,7 @@
                 <w:lang w:val="en-ID"/>
               </w:rPr>
             </w:pPr>
+            <w:proofErr w:type="gramStart"/>
             <w:r>
               <w:t>Jam</w:t>
             </w:r>
@@ -612,7 +691,11 @@
               <w:t xml:space="preserve"> </w:t>
             </w:r>
             <w:r>
-              <w:t xml:space="preserve">: </w:t>
+              <w:t>:</w:t>
+            </w:r>
+            <w:proofErr w:type="gramEnd"/>
+            <w:r>
+              <w:t xml:space="preserve"> </w:t>
             </w:r>
             <w:r>
               <w:rPr>
@@ -743,8 +826,13 @@
             <w:tcW w:w="2426" w:type="dxa"/>
           </w:tcPr>
           <w:p>
-            <w:r>
-              <w:t>Keluhan Utama</w:t>
+            <w:proofErr w:type="spellStart"/>
+            <w:r>
+              <w:t>Keluhan</w:t>
+            </w:r>
+            <w:proofErr w:type="spellEnd"/>
+            <w:r>
+              <w:t xml:space="preserve"> Utama</w:t>
             </w:r>
           </w:p>
         </w:tc>
@@ -789,8 +877,21 @@
           </w:tcPr>
           <w:p>
             <w:r>
-              <w:t>Riwayat Penyakit Sekarang</w:t>
-            </w:r>
+              <w:t xml:space="preserve">Riwayat </w:t>
+            </w:r>
+            <w:proofErr w:type="spellStart"/>
+            <w:r>
+              <w:t>Penyakit</w:t>
+            </w:r>
+            <w:proofErr w:type="spellEnd"/>
+            <w:r>
+              <w:t xml:space="preserve"> </w:t>
+            </w:r>
+            <w:proofErr w:type="spellStart"/>
+            <w:r>
+              <w:t>Sekarang</w:t>
+            </w:r>
+            <w:proofErr w:type="spellEnd"/>
           </w:p>
         </w:tc>
         <w:tc>
@@ -834,8 +935,21 @@
           </w:tcPr>
           <w:p>
             <w:r>
-              <w:t>Riwayat Penyakit Dahulu</w:t>
-            </w:r>
+              <w:t xml:space="preserve">Riwayat </w:t>
+            </w:r>
+            <w:proofErr w:type="spellStart"/>
+            <w:r>
+              <w:t>Penyakit</w:t>
+            </w:r>
+            <w:proofErr w:type="spellEnd"/>
+            <w:r>
+              <w:t xml:space="preserve"> </w:t>
+            </w:r>
+            <w:proofErr w:type="spellStart"/>
+            <w:r>
+              <w:t>Dahulu</w:t>
+            </w:r>
+            <w:proofErr w:type="spellEnd"/>
           </w:p>
         </w:tc>
         <w:tc>
@@ -879,8 +993,21 @@
           </w:tcPr>
           <w:p>
             <w:r>
-              <w:t>Riwayat Penyakit Keluarga</w:t>
-            </w:r>
+              <w:t xml:space="preserve">Riwayat </w:t>
+            </w:r>
+            <w:proofErr w:type="spellStart"/>
+            <w:r>
+              <w:t>Penyakit</w:t>
+            </w:r>
+            <w:proofErr w:type="spellEnd"/>
+            <w:r>
+              <w:t xml:space="preserve"> </w:t>
+            </w:r>
+            <w:proofErr w:type="spellStart"/>
+            <w:r>
+              <w:t>Keluarga</w:t>
+            </w:r>
+            <w:proofErr w:type="spellEnd"/>
           </w:p>
         </w:tc>
         <w:tc>
@@ -948,8 +1075,13 @@
             <w:tcW w:w="2802" w:type="dxa"/>
           </w:tcPr>
           <w:p>
-            <w:r>
-              <w:t>Keadaan Umum</w:t>
+            <w:proofErr w:type="spellStart"/>
+            <w:r>
+              <w:t>Keadaan</w:t>
+            </w:r>
+            <w:proofErr w:type="spellEnd"/>
+            <w:r>
+              <w:t xml:space="preserve"> Umum</w:t>
             </w:r>
           </w:p>
         </w:tc>
@@ -984,8 +1116,13 @@
             <w:tcW w:w="2802" w:type="dxa"/>
           </w:tcPr>
           <w:p>
-            <w:r>
-              <w:t>Tekanan Darah</w:t>
+            <w:proofErr w:type="spellStart"/>
+            <w:r>
+              <w:t>Tekanan</w:t>
+            </w:r>
+            <w:proofErr w:type="spellEnd"/>
+            <w:r>
+              <w:t xml:space="preserve"> Darah</w:t>
             </w:r>
           </w:p>
         </w:tc>
@@ -1025,8 +1162,13 @@
             <w:pPr>
               <w:ind w:right="-105"/>
             </w:pPr>
-            <w:r>
-              <w:t>Saturasi O</w:t>
+            <w:proofErr w:type="spellStart"/>
+            <w:r>
+              <w:t>Saturasi</w:t>
+            </w:r>
+            <w:proofErr w:type="spellEnd"/>
+            <w:r>
+              <w:t xml:space="preserve"> O</w:t>
             </w:r>
             <w:r>
               <w:rPr>
@@ -1067,8 +1209,13 @@
             <w:tcW w:w="2802" w:type="dxa"/>
           </w:tcPr>
           <w:p>
-            <w:r>
-              <w:t>Frekuensi Nadi</w:t>
+            <w:proofErr w:type="spellStart"/>
+            <w:r>
+              <w:t>Frekuensi</w:t>
+            </w:r>
+            <w:proofErr w:type="spellEnd"/>
+            <w:r>
+              <w:t xml:space="preserve"> Nadi</w:t>
             </w:r>
           </w:p>
         </w:tc>
@@ -1143,8 +1290,13 @@
             <w:tcW w:w="2802" w:type="dxa"/>
           </w:tcPr>
           <w:p>
-            <w:r>
-              <w:t>Frekuensi Nafas</w:t>
+            <w:proofErr w:type="spellStart"/>
+            <w:r>
+              <w:t>Frekuensi</w:t>
+            </w:r>
+            <w:proofErr w:type="spellEnd"/>
+            <w:r>
+              <w:t xml:space="preserve"> Nafas</w:t>
             </w:r>
           </w:p>
         </w:tc>
@@ -1219,9 +1371,11 @@
             <w:tcW w:w="2802" w:type="dxa"/>
           </w:tcPr>
           <w:p>
+            <w:proofErr w:type="spellStart"/>
             <w:r>
               <w:t>Suhu</w:t>
             </w:r>
+            <w:proofErr w:type="spellEnd"/>
           </w:p>
         </w:tc>
         <w:tc>
@@ -1387,8 +1541,13 @@
           </w:tcPr>
           <w:p>
             <w:r>
-              <w:t>Hasil Laboratorium</w:t>
-            </w:r>
+              <w:t xml:space="preserve">Hasil </w:t>
+            </w:r>
+            <w:proofErr w:type="spellStart"/>
+            <w:r>
+              <w:t>Laboratorium</w:t>
+            </w:r>
+            <w:proofErr w:type="spellEnd"/>
           </w:p>
         </w:tc>
         <w:tc>
@@ -1427,8 +1586,13 @@
           </w:tcPr>
           <w:p>
             <w:r>
-              <w:t>Hasil Radiologi</w:t>
-            </w:r>
+              <w:t xml:space="preserve">Hasil </w:t>
+            </w:r>
+            <w:proofErr w:type="spellStart"/>
+            <w:r>
+              <w:t>Radiologi</w:t>
+            </w:r>
+            <w:proofErr w:type="spellEnd"/>
           </w:p>
         </w:tc>
         <w:tc>
@@ -1901,8 +2065,33 @@
                 <w:b/>
                 <w:bCs/>
               </w:rPr>
-              <w:t>Yang Melakukan Pengkajian</w:t>
-            </w:r>
+              <w:t xml:space="preserve">Yang </w:t>
+            </w:r>
+            <w:proofErr w:type="spellStart"/>
+            <w:r>
+              <w:rPr>
+                <w:b/>
+                <w:bCs/>
+              </w:rPr>
+              <w:t>Melakukan</w:t>
+            </w:r>
+            <w:proofErr w:type="spellEnd"/>
+            <w:r>
+              <w:rPr>
+                <w:b/>
+                <w:bCs/>
+              </w:rPr>
+              <w:t xml:space="preserve"> </w:t>
+            </w:r>
+            <w:proofErr w:type="spellStart"/>
+            <w:r>
+              <w:rPr>
+                <w:b/>
+                <w:bCs/>
+              </w:rPr>
+              <w:t>Pengkajian</w:t>
+            </w:r>
+            <w:proofErr w:type="spellEnd"/>
           </w:p>
           <w:p>
             <w:pPr>
@@ -1949,6 +2138,7 @@
             <w:pPr>
               <w:jc w:val="center"/>
             </w:pPr>
+            <w:proofErr w:type="gramStart"/>
             <w:r>
               <w:t xml:space="preserve">( </w:t>
             </w:r>
@@ -1956,7 +2146,14 @@
               <w:rPr>
                 <w:u w:val="single"/>
               </w:rPr>
-              <w:t>${</w:t>
+              <w:t>$</w:t>
+            </w:r>
+            <w:proofErr w:type="gramEnd"/>
+            <w:r>
+              <w:rPr>
+                <w:u w:val="single"/>
+              </w:rPr>
+              <w:t>{</w:t>
             </w:r>
             <w:r>
               <w:rPr>
@@ -1965,6 +2162,7 @@
               </w:rPr>
               <w:t>FINALISASI_OLEH</w:t>
             </w:r>
+            <w:proofErr w:type="gramStart"/>
             <w:r>
               <w:rPr>
                 <w:u w:val="single"/>
@@ -1974,6 +2172,7 @@
             <w:r>
               <w:t xml:space="preserve"> )</w:t>
             </w:r>
+            <w:proofErr w:type="gramEnd"/>
           </w:p>
           <w:p>
             <w:pPr>
@@ -1988,8 +2187,18 @@
                 <w:szCs w:val="18"/>
                 <w:lang w:val="en-ID"/>
               </w:rPr>
-              <w:t>Tanda Tangan dan Nama Lengkap</w:t>
-            </w:r>
+              <w:t xml:space="preserve">Tanda Tangan dan Nama </w:t>
+            </w:r>
+            <w:proofErr w:type="spellStart"/>
+            <w:r>
+              <w:rPr>
+                <w:sz w:val="14"/>
+                <w:szCs w:val="18"/>
+                <w:lang w:val="en-ID"/>
+              </w:rPr>
+              <w:t>Lengkap</w:t>
+            </w:r>
+            <w:proofErr w:type="spellEnd"/>
           </w:p>
         </w:tc>
       </w:tr>
@@ -2054,26 +2263,7 @@
         <w:sz w:val="16"/>
         <w:szCs w:val="20"/>
       </w:rPr>
-      <w:t>Formulir ini dicetak pada ${</w:t>
-    </w:r>
-    <w:r>
-      <w:rPr>
-        <w:i/>
-        <w:iCs/>
-        <w:sz w:val="16"/>
-        <w:szCs w:val="20"/>
-        <w:lang w:val="en-ID"/>
-      </w:rPr>
-      <w:t>TANGGAL_CETAK</w:t>
-    </w:r>
-    <w:r>
-      <w:rPr>
-        <w:i/>
-        <w:iCs/>
-        <w:sz w:val="16"/>
-        <w:szCs w:val="20"/>
-      </w:rPr>
-      <w:t>}</w:t>
+      <w:t>Rev. II/2026</w:t>
     </w:r>
   </w:p>
 </w:ftr>

--- a/public/doc/emr/print_rajal_geriatri_dokter.docx
+++ b/public/doc/emr/print_rajal_geriatri_dokter.docx
@@ -138,23 +138,7 @@
                 <w:b/>
                 <w:szCs w:val="16"/>
               </w:rPr>
-              <w:t xml:space="preserve">Jl. Mayor Sunaryo No.37, Jetis, </w:t>
-            </w:r>
-            <w:proofErr w:type="spellStart"/>
-            <w:r>
-              <w:rPr>
-                <w:b/>
-                <w:szCs w:val="16"/>
-              </w:rPr>
-              <w:t>Sukoharjo</w:t>
-            </w:r>
-            <w:proofErr w:type="spellEnd"/>
-            <w:r>
-              <w:rPr>
-                <w:b/>
-                <w:szCs w:val="16"/>
-              </w:rPr>
-              <w:t xml:space="preserve"> 57512 Telp (0271) 593979</w:t>
+              <w:t>Jl. Mayor Sunaryo No.37, Jetis, Sukoharjo 57512 Telp (0271) 593979</w:t>
             </w:r>
             <w:r>
               <w:rPr>
@@ -163,21 +147,12 @@
               </w:rPr>
               <w:br/>
             </w:r>
-            <w:proofErr w:type="gramStart"/>
             <w:r>
               <w:rPr>
                 <w:b/>
                 <w:szCs w:val="16"/>
               </w:rPr>
-              <w:t>E-Mail :</w:t>
-            </w:r>
-            <w:proofErr w:type="gramEnd"/>
-            <w:r>
-              <w:rPr>
-                <w:b/>
-                <w:szCs w:val="16"/>
-              </w:rPr>
-              <w:t xml:space="preserve"> </w:t>
+              <w:t xml:space="preserve">E-Mail : </w:t>
             </w:r>
             <w:hyperlink r:id="rId9" w:history="1">
               <w:r>
@@ -196,23 +171,7 @@
                 <w:b/>
                 <w:szCs w:val="16"/>
               </w:rPr>
-              <w:t xml:space="preserve"> </w:t>
-            </w:r>
-            <w:proofErr w:type="gramStart"/>
-            <w:r>
-              <w:rPr>
-                <w:b/>
-                <w:szCs w:val="16"/>
-              </w:rPr>
-              <w:t>Website :</w:t>
-            </w:r>
-            <w:proofErr w:type="gramEnd"/>
-            <w:r>
-              <w:rPr>
-                <w:b/>
-                <w:szCs w:val="16"/>
-              </w:rPr>
-              <w:t xml:space="preserve"> </w:t>
+              <w:t xml:space="preserve"> Website : </w:t>
             </w:r>
             <w:hyperlink r:id="rId10" w:history="1">
               <w:r>
@@ -566,7 +525,23 @@
                 <w:color w:val="FFFFFF" w:themeColor="background1"/>
                 <w:sz w:val="26"/>
               </w:rPr>
-              <w:t xml:space="preserve">PENGKAJIAN RAWAT </w:t>
+              <w:t>PENGKAJIAN</w:t>
+            </w:r>
+            <w:r>
+              <w:rPr>
+                <w:b/>
+                <w:color w:val="FFFFFF" w:themeColor="background1"/>
+                <w:sz w:val="26"/>
+              </w:rPr>
+              <w:t xml:space="preserve"> AWAL</w:t>
+            </w:r>
+            <w:r>
+              <w:rPr>
+                <w:b/>
+                <w:color w:val="FFFFFF" w:themeColor="background1"/>
+                <w:sz w:val="26"/>
+              </w:rPr>
+              <w:t xml:space="preserve"> RAWAT </w:t>
             </w:r>
             <w:r>
               <w:rPr>
@@ -627,21 +602,14 @@
                 <w:lang w:val="en-ID"/>
               </w:rPr>
             </w:pPr>
-            <w:proofErr w:type="spellStart"/>
-            <w:proofErr w:type="gramStart"/>
             <w:r>
               <w:t>Tanggal</w:t>
             </w:r>
-            <w:proofErr w:type="spellEnd"/>
             <w:r>
               <w:t xml:space="preserve"> </w:t>
             </w:r>
             <w:r>
-              <w:t>:</w:t>
-            </w:r>
-            <w:proofErr w:type="gramEnd"/>
-            <w:r>
-              <w:t xml:space="preserve"> </w:t>
+              <w:t xml:space="preserve">: </w:t>
             </w:r>
             <w:r>
               <w:rPr>
@@ -683,7 +651,6 @@
                 <w:lang w:val="en-ID"/>
               </w:rPr>
             </w:pPr>
-            <w:proofErr w:type="gramStart"/>
             <w:r>
               <w:t>Jam</w:t>
             </w:r>
@@ -691,11 +658,7 @@
               <w:t xml:space="preserve"> </w:t>
             </w:r>
             <w:r>
-              <w:t>:</w:t>
-            </w:r>
-            <w:proofErr w:type="gramEnd"/>
-            <w:r>
-              <w:t xml:space="preserve"> </w:t>
+              <w:t xml:space="preserve">: </w:t>
             </w:r>
             <w:r>
               <w:rPr>
@@ -826,13 +789,8 @@
             <w:tcW w:w="2426" w:type="dxa"/>
           </w:tcPr>
           <w:p>
-            <w:proofErr w:type="spellStart"/>
             <w:r>
-              <w:t>Keluhan</w:t>
-            </w:r>
-            <w:proofErr w:type="spellEnd"/>
-            <w:r>
-              <w:t xml:space="preserve"> Utama</w:t>
+              <w:t>Keluhan Utama</w:t>
             </w:r>
           </w:p>
         </w:tc>
@@ -877,21 +835,8 @@
           </w:tcPr>
           <w:p>
             <w:r>
-              <w:t xml:space="preserve">Riwayat </w:t>
+              <w:t>Riwayat Penyakit Sekarang</w:t>
             </w:r>
-            <w:proofErr w:type="spellStart"/>
-            <w:r>
-              <w:t>Penyakit</w:t>
-            </w:r>
-            <w:proofErr w:type="spellEnd"/>
-            <w:r>
-              <w:t xml:space="preserve"> </w:t>
-            </w:r>
-            <w:proofErr w:type="spellStart"/>
-            <w:r>
-              <w:t>Sekarang</w:t>
-            </w:r>
-            <w:proofErr w:type="spellEnd"/>
           </w:p>
         </w:tc>
         <w:tc>
@@ -935,21 +880,8 @@
           </w:tcPr>
           <w:p>
             <w:r>
-              <w:t xml:space="preserve">Riwayat </w:t>
+              <w:t>Riwayat Penyakit Dahulu</w:t>
             </w:r>
-            <w:proofErr w:type="spellStart"/>
-            <w:r>
-              <w:t>Penyakit</w:t>
-            </w:r>
-            <w:proofErr w:type="spellEnd"/>
-            <w:r>
-              <w:t xml:space="preserve"> </w:t>
-            </w:r>
-            <w:proofErr w:type="spellStart"/>
-            <w:r>
-              <w:t>Dahulu</w:t>
-            </w:r>
-            <w:proofErr w:type="spellEnd"/>
           </w:p>
         </w:tc>
         <w:tc>
@@ -993,21 +925,8 @@
           </w:tcPr>
           <w:p>
             <w:r>
-              <w:t xml:space="preserve">Riwayat </w:t>
+              <w:t>Riwayat Penyakit Keluarga</w:t>
             </w:r>
-            <w:proofErr w:type="spellStart"/>
-            <w:r>
-              <w:t>Penyakit</w:t>
-            </w:r>
-            <w:proofErr w:type="spellEnd"/>
-            <w:r>
-              <w:t xml:space="preserve"> </w:t>
-            </w:r>
-            <w:proofErr w:type="spellStart"/>
-            <w:r>
-              <w:t>Keluarga</w:t>
-            </w:r>
-            <w:proofErr w:type="spellEnd"/>
           </w:p>
         </w:tc>
         <w:tc>
@@ -1075,13 +994,8 @@
             <w:tcW w:w="2802" w:type="dxa"/>
           </w:tcPr>
           <w:p>
-            <w:proofErr w:type="spellStart"/>
             <w:r>
-              <w:t>Keadaan</w:t>
-            </w:r>
-            <w:proofErr w:type="spellEnd"/>
-            <w:r>
-              <w:t xml:space="preserve"> Umum</w:t>
+              <w:t>Keadaan Umum</w:t>
             </w:r>
           </w:p>
         </w:tc>
@@ -1116,13 +1030,8 @@
             <w:tcW w:w="2802" w:type="dxa"/>
           </w:tcPr>
           <w:p>
-            <w:proofErr w:type="spellStart"/>
             <w:r>
-              <w:t>Tekanan</w:t>
-            </w:r>
-            <w:proofErr w:type="spellEnd"/>
-            <w:r>
-              <w:t xml:space="preserve"> Darah</w:t>
+              <w:t>Tekanan Darah</w:t>
             </w:r>
           </w:p>
         </w:tc>
@@ -1162,13 +1071,8 @@
             <w:pPr>
               <w:ind w:right="-105"/>
             </w:pPr>
-            <w:proofErr w:type="spellStart"/>
             <w:r>
-              <w:t>Saturasi</w:t>
-            </w:r>
-            <w:proofErr w:type="spellEnd"/>
-            <w:r>
-              <w:t xml:space="preserve"> O</w:t>
+              <w:t>Saturasi O</w:t>
             </w:r>
             <w:r>
               <w:rPr>
@@ -1209,13 +1113,8 @@
             <w:tcW w:w="2802" w:type="dxa"/>
           </w:tcPr>
           <w:p>
-            <w:proofErr w:type="spellStart"/>
             <w:r>
-              <w:t>Frekuensi</w:t>
-            </w:r>
-            <w:proofErr w:type="spellEnd"/>
-            <w:r>
-              <w:t xml:space="preserve"> Nadi</w:t>
+              <w:t>Frekuensi Nadi</w:t>
             </w:r>
           </w:p>
         </w:tc>
@@ -1290,13 +1189,8 @@
             <w:tcW w:w="2802" w:type="dxa"/>
           </w:tcPr>
           <w:p>
-            <w:proofErr w:type="spellStart"/>
             <w:r>
-              <w:t>Frekuensi</w:t>
-            </w:r>
-            <w:proofErr w:type="spellEnd"/>
-            <w:r>
-              <w:t xml:space="preserve"> Nafas</w:t>
+              <w:t>Frekuensi Nafas</w:t>
             </w:r>
           </w:p>
         </w:tc>
@@ -1371,11 +1265,9 @@
             <w:tcW w:w="2802" w:type="dxa"/>
           </w:tcPr>
           <w:p>
-            <w:proofErr w:type="spellStart"/>
             <w:r>
               <w:t>Suhu</w:t>
             </w:r>
-            <w:proofErr w:type="spellEnd"/>
           </w:p>
         </w:tc>
         <w:tc>
@@ -1541,13 +1433,8 @@
           </w:tcPr>
           <w:p>
             <w:r>
-              <w:t xml:space="preserve">Hasil </w:t>
+              <w:t>Hasil Laboratorium</w:t>
             </w:r>
-            <w:proofErr w:type="spellStart"/>
-            <w:r>
-              <w:t>Laboratorium</w:t>
-            </w:r>
-            <w:proofErr w:type="spellEnd"/>
           </w:p>
         </w:tc>
         <w:tc>
@@ -1586,13 +1473,8 @@
           </w:tcPr>
           <w:p>
             <w:r>
-              <w:t xml:space="preserve">Hasil </w:t>
+              <w:t>Hasil Radiologi</w:t>
             </w:r>
-            <w:proofErr w:type="spellStart"/>
-            <w:r>
-              <w:t>Radiologi</w:t>
-            </w:r>
-            <w:proofErr w:type="spellEnd"/>
           </w:p>
         </w:tc>
         <w:tc>
@@ -2065,33 +1947,8 @@
                 <w:b/>
                 <w:bCs/>
               </w:rPr>
-              <w:t xml:space="preserve">Yang </w:t>
+              <w:t>Yang Melakukan Pengkajian</w:t>
             </w:r>
-            <w:proofErr w:type="spellStart"/>
-            <w:r>
-              <w:rPr>
-                <w:b/>
-                <w:bCs/>
-              </w:rPr>
-              <w:t>Melakukan</w:t>
-            </w:r>
-            <w:proofErr w:type="spellEnd"/>
-            <w:r>
-              <w:rPr>
-                <w:b/>
-                <w:bCs/>
-              </w:rPr>
-              <w:t xml:space="preserve"> </w:t>
-            </w:r>
-            <w:proofErr w:type="spellStart"/>
-            <w:r>
-              <w:rPr>
-                <w:b/>
-                <w:bCs/>
-              </w:rPr>
-              <w:t>Pengkajian</w:t>
-            </w:r>
-            <w:proofErr w:type="spellEnd"/>
           </w:p>
           <w:p>
             <w:pPr>
@@ -2138,7 +1995,6 @@
             <w:pPr>
               <w:jc w:val="center"/>
             </w:pPr>
-            <w:proofErr w:type="gramStart"/>
             <w:r>
               <w:t xml:space="preserve">( </w:t>
             </w:r>
@@ -2146,14 +2002,7 @@
               <w:rPr>
                 <w:u w:val="single"/>
               </w:rPr>
-              <w:t>$</w:t>
-            </w:r>
-            <w:proofErr w:type="gramEnd"/>
-            <w:r>
-              <w:rPr>
-                <w:u w:val="single"/>
-              </w:rPr>
-              <w:t>{</w:t>
+              <w:t>${</w:t>
             </w:r>
             <w:r>
               <w:rPr>
@@ -2162,7 +2011,6 @@
               </w:rPr>
               <w:t>FINALISASI_OLEH</w:t>
             </w:r>
-            <w:proofErr w:type="gramStart"/>
             <w:r>
               <w:rPr>
                 <w:u w:val="single"/>
@@ -2172,7 +2020,6 @@
             <w:r>
               <w:t xml:space="preserve"> )</w:t>
             </w:r>
-            <w:proofErr w:type="gramEnd"/>
           </w:p>
           <w:p>
             <w:pPr>
@@ -2187,18 +2034,8 @@
                 <w:szCs w:val="18"/>
                 <w:lang w:val="en-ID"/>
               </w:rPr>
-              <w:t xml:space="preserve">Tanda Tangan dan Nama </w:t>
+              <w:t>Tanda Tangan dan Nama Lengkap</w:t>
             </w:r>
-            <w:proofErr w:type="spellStart"/>
-            <w:r>
-              <w:rPr>
-                <w:sz w:val="14"/>
-                <w:szCs w:val="18"/>
-                <w:lang w:val="en-ID"/>
-              </w:rPr>
-              <w:t>Lengkap</w:t>
-            </w:r>
-            <w:proofErr w:type="spellEnd"/>
           </w:p>
         </w:tc>
       </w:tr>
